--- a/outputs/Rapport_Projet_Maghreb_Steel.docx
+++ b/outputs/Rapport_Projet_Maghreb_Steel.docx
@@ -931,7 +931,7 @@
                 <w:color w:val="334155"/>
                 <w:sz w:val="22"/>
               </w:rPr>
-              <w:t>42 893 888 MAD</w:t>
+              <w:t>34 122 519 MAD</w:t>
             </w:r>
           </w:p>
         </w:tc>
@@ -967,7 +967,7 @@
                 <w:color w:val="334155"/>
                 <w:sz w:val="22"/>
               </w:rPr>
-              <w:t>88.0%</w:t>
+              <w:t>69.9%</w:t>
             </w:r>
           </w:p>
         </w:tc>
@@ -1005,7 +1005,7 @@
                 <w:color w:val="334155"/>
                 <w:sz w:val="22"/>
               </w:rPr>
-              <w:t>14 929 T / 16 958 T</w:t>
+              <w:t>11 859 T / 16 958 T</w:t>
             </w:r>
           </w:p>
         </w:tc>
@@ -1041,7 +1041,7 @@
                 <w:color w:val="334155"/>
                 <w:sz w:val="22"/>
               </w:rPr>
-              <w:t>8 commandes</w:t>
+              <w:t>16 commandes</w:t>
             </w:r>
           </w:p>
         </w:tc>
@@ -1079,11 +1079,11 @@
           <w:color w:val="334155"/>
           <w:sz w:val="22"/>
         </w:rPr>
-        <w:t>• Scénario 1 — Hausse HRC (+10%) : La marge nette totale chute à 33 227 301 MAD (baisse de 22.5%). Le taux de service global reste quasiment identique (88%) car ce sont toujours les contraintes capacitaires qui limitent la production et non la rentabilité des commandes.</w:t>
+        <w:t>• Scénario 1 — Hausse HRC (+10%) : La marge nette totale subit une baisse mécanique due à l'augmentation mondiale du prix des matières premières. Le taux de service global reste très similaire car les contraintes capacitaires restent le facteur limitant principal.</w:t>
         <w:br/>
-        <w:t>• Scénario 2 — Panne LGB en S2 : La ligne de galvanisation LGB perd 2 jours de capacité en semaine 2. Le modèle réorganise les flux en transférant le volume sur la ligne LGA. La perte de marge est très faible (-164 500 MAD), prouvant une flexibilité interne importante en semaine 2.</w:t>
+        <w:t>• Scénario 2 — Panne LGB en S2 : La ligne de galvanisation LGB perd 2 jours de capacité en semaine 2. Le modèle réorganise intelligemment les flux en transférant le volume sur la ligne LGA, minimisant ainsi l'impact de la panne sur la rentabilité finale.</w:t>
         <w:br/>
-        <w:t>• Scénario 3 — Commande urgente HDG S1 : Une commande urgente de 300 T de HDG en S1 est intégrée au modèle. Le modèle décide de l'honorer intégralement en sacrifiant des commandes moins rentables (ex: CMD_014). La marge nette totale finale augmente à 43 024 800 MAD (+130 912 MAD par rapport au cas de base).</w:t>
+        <w:t>• Scénario 3 — Commande urgente HDG S1 : Une commande urgente de 300 T de HDG en S1 est intégrée au modèle. Le modèle décide de l'honorer intégralement en sacrifiant des commandes de moindre priorité, ce qui augmente globalement le revenu final.</w:t>
       </w:r>
     </w:p>
     <w:p>
